--- a/Course_Structures/13_Business_Analytics.docx
+++ b/Course_Structures/13_Business_Analytics.docx
@@ -525,6 +525,54 @@
         <w:pStyle w:val="Heading1"/>
       </w:pPr>
       <w:r>
+        <w:t>Stock Market Project Ideas (Bonus Extensions)</w:t>
+      </w:r>
+    </w:p>
+    <w:p>
+      <w:pPr>
+        <w:pStyle w:val="ListBullet"/>
+      </w:pPr>
+      <w:r>
+        <w:t>Market Dashboard in Tableau – interactive stock performance dashboard with filters</w:t>
+      </w:r>
+    </w:p>
+    <w:p>
+      <w:pPr>
+        <w:pStyle w:val="ListBullet"/>
+      </w:pPr>
+      <w:r>
+        <w:t>Sector Rotation Analysis – SQL + visualization to track money flow across sectors</w:t>
+      </w:r>
+    </w:p>
+    <w:p>
+      <w:pPr>
+        <w:pStyle w:val="ListBullet"/>
+      </w:pPr>
+      <w:r>
+        <w:t>Mutual Fund Comparison Report – compare top funds by returns, risk, and expense ratio</w:t>
+      </w:r>
+    </w:p>
+    <w:p>
+      <w:pPr>
+        <w:pStyle w:val="ListBullet"/>
+      </w:pPr>
+      <w:r>
+        <w:t>Financial KPI Dashboard – revenue, margins, P/E ratios for public companies</w:t>
+      </w:r>
+    </w:p>
+    <w:p>
+      <w:pPr>
+        <w:pStyle w:val="ListBullet"/>
+      </w:pPr>
+      <w:r>
+        <w:t>Investment Portfolio Tracker – Excel/Sheets with live data and rebalancing alerts</w:t>
+      </w:r>
+    </w:p>
+    <w:p>
+      <w:pPr>
+        <w:pStyle w:val="Heading1"/>
+      </w:pPr>
+      <w:r>
         <w:t>Portfolio Outcome</w:t>
       </w:r>
     </w:p>
@@ -597,7 +645,7 @@
           <w:color w:val="666666"/>
           <w:sz w:val="20"/>
         </w:rPr>
-        <w:t>worldwithweb.com/courses</w:t>
+        <w:t>worldwithweb.com</w:t>
       </w:r>
       <w:r>
         <w:rPr>
